--- a/prosedurler/EMS.OR.TL.21.01. Organic Product Identification and Labelling Instruction.docx
+++ b/prosedurler/EMS.OR.TL.21.01. Organic Product Identification and Labelling Instruction.docx
@@ -2185,69 +2185,6 @@
                 <w:color w:val="000000"/>
                 <w:lang w:val="en-GB" w:eastAsia="en-GB"/>
               </w:rPr>
-              <w:drawing>
-                <wp:anchor distT="0" distB="0" distL="114300" distR="114300" simplePos="0" relativeHeight="251658240" behindDoc="0" locked="0" layoutInCell="1" allowOverlap="1" wp14:anchorId="168E1990" wp14:editId="230A926C">
-                  <wp:simplePos x="0" y="0"/>
-                  <wp:positionH relativeFrom="column">
-                    <wp:posOffset>-143510</wp:posOffset>
-                  </wp:positionH>
-                  <wp:positionV relativeFrom="paragraph">
-                    <wp:posOffset>153670</wp:posOffset>
-                  </wp:positionV>
-                  <wp:extent cx="1569720" cy="1046480"/>
-                  <wp:effectExtent l="0" t="0" r="0" b="0"/>
-                  <wp:wrapNone/>
-                  <wp:docPr id="1968470152" name="Resim 1"/>
-                  <wp:cNvGraphicFramePr>
-                    <a:graphicFrameLocks xmlns:a="http://schemas.openxmlformats.org/drawingml/2006/main" noChangeAspect="1"/>
-                  </wp:cNvGraphicFramePr>
-                  <a:graphic xmlns:a="http://schemas.openxmlformats.org/drawingml/2006/main">
-                    <a:graphicData uri="http://schemas.openxmlformats.org/drawingml/2006/picture">
-                      <pic:pic xmlns:pic="http://schemas.openxmlformats.org/drawingml/2006/picture">
-                        <pic:nvPicPr>
-                          <pic:cNvPr id="1968470152" name="Resim 1968470152"/>
-                          <pic:cNvPicPr/>
-                        </pic:nvPicPr>
-                        <pic:blipFill>
-                          <a:blip r:embed="rId9" cstate="print">
-                            <a:extLst>
-                              <a:ext uri="{28A0092B-C50C-407E-A947-70E740481C1C}">
-                                <a14:useLocalDpi xmlns:a14="http://schemas.microsoft.com/office/drawing/2010/main" val="0"/>
-                              </a:ext>
-                            </a:extLst>
-                          </a:blip>
-                          <a:stretch>
-                            <a:fillRect/>
-                          </a:stretch>
-                        </pic:blipFill>
-                        <pic:spPr>
-                          <a:xfrm>
-                            <a:off x="0" y="0"/>
-                            <a:ext cx="1569720" cy="1046480"/>
-                          </a:xfrm>
-                          <a:prstGeom prst="rect">
-                            <a:avLst/>
-                          </a:prstGeom>
-                        </pic:spPr>
-                      </pic:pic>
-                    </a:graphicData>
-                  </a:graphic>
-                  <wp14:sizeRelH relativeFrom="page">
-                    <wp14:pctWidth>0</wp14:pctWidth>
-                  </wp14:sizeRelH>
-                  <wp14:sizeRelV relativeFrom="page">
-                    <wp14:pctHeight>0</wp14:pctHeight>
-                  </wp14:sizeRelV>
-                </wp:anchor>
-              </w:drawing>
-            </w:r>
-            <w:r>
-              <w:rPr>
-                <w:rFonts w:ascii="Calibri" w:eastAsia="Times New Roman" w:hAnsi="Calibri" w:cs="Calibri"/>
-                <w:noProof/>
-                <w:color w:val="000000"/>
-                <w:lang w:val="en-GB" w:eastAsia="en-GB"/>
-              </w:rPr>
               <w:t>Kalite Güvence Müdürü</w:t>
             </w:r>
           </w:p>
@@ -2288,7 +2225,7 @@
                 <w:szCs w:val="18"/>
                 <w:lang w:val="en-GB" w:eastAsia="en-GB"/>
               </w:rPr>
-              <w:t>ABDULLAH BAYDOGAN</w:t>
+              <w:t>ABDULLAH BAYDOĞAN</w:t>
             </w:r>
           </w:p>
         </w:tc>
@@ -2460,7 +2397,7 @@
               <w:bottom w:val="single" w:sz="4" w:space="0" w:color="auto"/>
               <w:right w:val="single" w:sz="4" w:space="0" w:color="auto"/>
             </w:tcBorders>
-            <w:vAlign w:val="bottom"/>
+            <w:vAlign w:val="center"/>
           </w:tcPr>
           <w:p>
             <w:pPr>
@@ -2473,6 +2410,43 @@
                 <w:lang w:val="en-GB" w:eastAsia="en-GB"/>
               </w:rPr>
             </w:pPr>
+            <w:r>
+              <w:drawing>
+                <wp:inline distT="0" distB="0" distL="0" distR="0">
+                  <wp:extent cx="659218" cy="566928"/>
+                  <wp:effectExtent l="0" t="0" r="0" b="0"/>
+                  <wp:docPr id="900102" name="Imza Ali Kaan Genc"/>
+                  <wp:cNvGraphicFramePr>
+                    <a:graphicFrameLocks xmlns:a="http://schemas.openxmlformats.org/drawingml/2006/main" noChangeAspect="1"/>
+                  </wp:cNvGraphicFramePr>
+                  <a:graphic xmlns:a="http://schemas.openxmlformats.org/drawingml/2006/main">
+                    <a:graphicData uri="http://schemas.openxmlformats.org/drawingml/2006/picture">
+                      <pic:pic xmlns:pic="http://schemas.openxmlformats.org/drawingml/2006/picture">
+                        <pic:nvPicPr>
+                          <pic:cNvPr id="900102" name="Imza Ali Kaan Genc"/>
+                          <pic:cNvPicPr/>
+                        </pic:nvPicPr>
+                        <pic:blipFill>
+                          <a:blip r:embed="sigAliKaan"/>
+                          <a:stretch>
+                            <a:fillRect/>
+                          </a:stretch>
+                        </pic:blipFill>
+                        <pic:spPr>
+                          <a:xfrm>
+                            <a:off x="0" y="0"/>
+                            <a:ext cx="659218" cy="566928"/>
+                          </a:xfrm>
+                          <a:prstGeom prst="rect">
+                            <a:avLst/>
+                          </a:prstGeom>
+                        </pic:spPr>
+                      </pic:pic>
+                    </a:graphicData>
+                  </a:graphic>
+                </wp:inline>
+              </w:drawing>
+            </w:r>
           </w:p>
         </w:tc>
         <w:tc>
@@ -2510,7 +2484,7 @@
               <w:bottom w:val="single" w:sz="4" w:space="0" w:color="auto"/>
               <w:right w:val="single" w:sz="4" w:space="0" w:color="auto"/>
             </w:tcBorders>
-            <w:vAlign w:val="bottom"/>
+            <w:vAlign w:val="center"/>
           </w:tcPr>
           <w:p>
             <w:pPr>
@@ -2523,6 +2497,43 @@
                 <w:lang w:val="en-GB" w:eastAsia="en-GB"/>
               </w:rPr>
             </w:pPr>
+            <w:r>
+              <w:drawing>
+                <wp:inline distT="0" distB="0" distL="0" distR="0">
+                  <wp:extent cx="850392" cy="566928"/>
+                  <wp:effectExtent l="0" t="0" r="0" b="0"/>
+                  <wp:docPr id="900104" name="Imza Abdullah Baydogan"/>
+                  <wp:cNvGraphicFramePr>
+                    <a:graphicFrameLocks xmlns:a="http://schemas.openxmlformats.org/drawingml/2006/main" noChangeAspect="1"/>
+                  </wp:cNvGraphicFramePr>
+                  <a:graphic xmlns:a="http://schemas.openxmlformats.org/drawingml/2006/main">
+                    <a:graphicData uri="http://schemas.openxmlformats.org/drawingml/2006/picture">
+                      <pic:pic xmlns:pic="http://schemas.openxmlformats.org/drawingml/2006/picture">
+                        <pic:nvPicPr>
+                          <pic:cNvPr id="900104" name="Imza Abdullah Baydogan"/>
+                          <pic:cNvPicPr/>
+                        </pic:nvPicPr>
+                        <pic:blipFill>
+                          <a:blip r:embed="rId9"/>
+                          <a:stretch>
+                            <a:fillRect/>
+                          </a:stretch>
+                        </pic:blipFill>
+                        <pic:spPr>
+                          <a:xfrm>
+                            <a:off x="0" y="0"/>
+                            <a:ext cx="850392" cy="566928"/>
+                          </a:xfrm>
+                          <a:prstGeom prst="rect">
+                            <a:avLst/>
+                          </a:prstGeom>
+                        </pic:spPr>
+                      </pic:pic>
+                    </a:graphicData>
+                  </a:graphic>
+                </wp:inline>
+              </w:drawing>
+            </w:r>
           </w:p>
         </w:tc>
         <w:tc>
@@ -2560,7 +2571,7 @@
               <w:bottom w:val="single" w:sz="4" w:space="0" w:color="auto"/>
               <w:right w:val="single" w:sz="4" w:space="0" w:color="auto"/>
             </w:tcBorders>
-            <w:vAlign w:val="bottom"/>
+            <w:vAlign w:val="center"/>
           </w:tcPr>
           <w:p>
             <w:pPr>
@@ -2573,6 +2584,43 @@
                 <w:lang w:val="en-GB" w:eastAsia="en-GB"/>
               </w:rPr>
             </w:pPr>
+            <w:r>
+              <w:drawing>
+                <wp:inline distT="0" distB="0" distL="0" distR="0">
+                  <wp:extent cx="944879" cy="566928"/>
+                  <wp:effectExtent l="0" t="0" r="0" b="0"/>
+                  <wp:docPr id="900106" name="Imza Fatih Salbars"/>
+                  <wp:cNvGraphicFramePr>
+                    <a:graphicFrameLocks xmlns:a="http://schemas.openxmlformats.org/drawingml/2006/main" noChangeAspect="1"/>
+                  </wp:cNvGraphicFramePr>
+                  <a:graphic xmlns:a="http://schemas.openxmlformats.org/drawingml/2006/main">
+                    <a:graphicData uri="http://schemas.openxmlformats.org/drawingml/2006/picture">
+                      <pic:pic xmlns:pic="http://schemas.openxmlformats.org/drawingml/2006/picture">
+                        <pic:nvPicPr>
+                          <pic:cNvPr id="900106" name="Imza Fatih Salbars"/>
+                          <pic:cNvPicPr/>
+                        </pic:nvPicPr>
+                        <pic:blipFill>
+                          <a:blip r:embed="sigFatih"/>
+                          <a:stretch>
+                            <a:fillRect/>
+                          </a:stretch>
+                        </pic:blipFill>
+                        <pic:spPr>
+                          <a:xfrm>
+                            <a:off x="0" y="0"/>
+                            <a:ext cx="944879" cy="566928"/>
+                          </a:xfrm>
+                          <a:prstGeom prst="rect">
+                            <a:avLst/>
+                          </a:prstGeom>
+                        </pic:spPr>
+                      </pic:pic>
+                    </a:graphicData>
+                  </a:graphic>
+                </wp:inline>
+              </w:drawing>
+            </w:r>
           </w:p>
         </w:tc>
       </w:tr>

--- a/prosedurler/EMS.OR.TL.21.01. Organic Product Identification and Labelling Instruction.docx
+++ b/prosedurler/EMS.OR.TL.21.01. Organic Product Identification and Labelling Instruction.docx
@@ -417,7 +417,7 @@
           <w:sz w:val="24"/>
           <w:szCs w:val="24"/>
         </w:rPr>
-        <w:t xml:space="preserve">1.3. Carry out line clearance: remove all conventional material, labels and leftovers from the machine, table or line and record it on the Line Clearance Form.</w:t>
+        <w:t xml:space="preserve">1.3. Carry out line clearance: remove all conventional material, labels and leftovers from the machine, table or line and record it on the Changeover and Line Clearance Record (EMS.OR.FRM.21.03), using the cleaning method of EMS.OR.TL.21.02.</w:t>
       </w:r>
     </w:p>
     <w:p>
@@ -504,6 +504,22 @@
     <w:p>
       <w:pPr>
         <w:pStyle w:val="ListeParagraf"/>
+        <w:spacing w:after="80"/>
+        <w:ind w:left="709" w:right="0"/>
+        <w:jc w:val="both"/>
+      </w:pPr>
+      <w:r>
+        <w:rPr>
+          <w:rFonts w:ascii="Calibri" w:hAnsi="Calibri" w:cs="Arial"/>
+          <w:sz w:val="24"/>
+          <w:szCs w:val="24"/>
+        </w:rPr>
+        <w:t xml:space="preserve">2.5. Follow the colour code on area signs, floor markings and trolleys: green = organic product area, blue = conventional area, yellow = holding or quarantine, red = non-conforming or blocked. Material whose status is doubtful goes to a yellow area until it is checked.</w:t>
+      </w:r>
+    </w:p>
+    <w:p>
+      <w:pPr>
+        <w:pStyle w:val="ListeParagraf"/>
         <w:spacing w:before="120" w:after="60"/>
         <w:ind w:left="709" w:right="0"/>
       </w:pPr>
@@ -580,6 +596,38 @@
           <w:szCs w:val="24"/>
         </w:rPr>
         <w:t xml:space="preserve">3.4. Return all unused product labels to the OCS Coordinator at the end of the order; they are counted and recorded.</w:t>
+      </w:r>
+    </w:p>
+    <w:p>
+      <w:pPr>
+        <w:pStyle w:val="ListeParagraf"/>
+        <w:spacing w:after="80"/>
+        <w:ind w:left="709" w:right="0"/>
+        <w:jc w:val="both"/>
+      </w:pPr>
+      <w:r>
+        <w:rPr>
+          <w:rFonts w:ascii="Calibri" w:hAnsi="Calibri" w:cs="Arial"/>
+          <w:sz w:val="24"/>
+          <w:szCs w:val="24"/>
+        </w:rPr>
+        <w:t xml:space="preserve">3.5. Before any organic logo, licence number or claim is printed on a label, tag or carton, the OCS Coordinator obtains the written approval of the certification body and records it, together with the issue, use and return of labels, on the Organic Label Approval and Issue Form (EMS.OR.FRM.21.05).</w:t>
+      </w:r>
+    </w:p>
+    <w:p>
+      <w:pPr>
+        <w:pStyle w:val="ListeParagraf"/>
+        <w:spacing w:after="80"/>
+        <w:ind w:left="709" w:right="0"/>
+        <w:jc w:val="both"/>
+      </w:pPr>
+      <w:r>
+        <w:rPr>
+          <w:rFonts w:ascii="Calibri" w:hAnsi="Calibri" w:cs="Arial"/>
+          <w:sz w:val="24"/>
+          <w:szCs w:val="24"/>
+        </w:rPr>
+        <w:t xml:space="preserve">3.6. Use the label grade that matches the product: “Organic” only when at least 95% of the fibres are certified organic, and “Made with organic materials” when at least 70% are certified organic, as approved for the order.</w:t>
       </w:r>
     </w:p>
     <w:p>
@@ -738,7 +786,7 @@
           <w:sz w:val="24"/>
           <w:szCs w:val="24"/>
         </w:rPr>
-        <w:t xml:space="preserve">Line Clearance Form and Label Issue / Return Record</w:t>
+        <w:t xml:space="preserve">EMS.OR.FRM.21.03. Changeover and Line Clearance Record</w:t>
       </w:r>
     </w:p>
     <w:p>
@@ -757,7 +805,7 @@
           <w:sz w:val="24"/>
           <w:szCs w:val="24"/>
         </w:rPr>
-        <w:t xml:space="preserve">EMS.OR.PRO.21.01. OCS Material Handling, Segregation and Traceability Procedure</w:t>
+        <w:t xml:space="preserve">EMS.OR.FRM.21.05. Organic Label Approval and Issue Form</w:t>
       </w:r>
     </w:p>
     <w:p>
@@ -776,6 +824,63 @@
           <w:sz w:val="24"/>
           <w:szCs w:val="24"/>
         </w:rPr>
+        <w:t xml:space="preserve">EMS.OR.TL.21.02. Organic Area Changeover and Line Clearance Cleaning Instruction</w:t>
+      </w:r>
+    </w:p>
+    <w:p>
+      <w:pPr>
+        <w:pStyle w:val="ListeParagraf"/>
+        <w:numPr>
+          <w:ilvl w:val="0"/>
+          <w:numId w:val="1"/>
+        </w:numPr>
+        <w:spacing w:after="60"/>
+        <w:jc w:val="both"/>
+      </w:pPr>
+      <w:r>
+        <w:rPr>
+          <w:rFonts w:ascii="Calibri" w:hAnsi="Calibri" w:cs="Arial"/>
+          <w:sz w:val="24"/>
+          <w:szCs w:val="24"/>
+        </w:rPr>
+        <w:t xml:space="preserve">EMS.OR.PRO.21.02. Organic Production Area Segregation and Visual Identification Procedure</w:t>
+      </w:r>
+    </w:p>
+    <w:p>
+      <w:pPr>
+        <w:pStyle w:val="ListeParagraf"/>
+        <w:numPr>
+          <w:ilvl w:val="0"/>
+          <w:numId w:val="1"/>
+        </w:numPr>
+        <w:spacing w:after="60"/>
+        <w:jc w:val="both"/>
+      </w:pPr>
+      <w:r>
+        <w:rPr>
+          <w:rFonts w:ascii="Calibri" w:hAnsi="Calibri" w:cs="Arial"/>
+          <w:sz w:val="24"/>
+          <w:szCs w:val="24"/>
+        </w:rPr>
+        <w:t xml:space="preserve">EMS.OR.PRO.21.01. OCS Material Handling, Segregation and Traceability Procedure</w:t>
+      </w:r>
+    </w:p>
+    <w:p>
+      <w:pPr>
+        <w:pStyle w:val="ListeParagraf"/>
+        <w:numPr>
+          <w:ilvl w:val="0"/>
+          <w:numId w:val="1"/>
+        </w:numPr>
+        <w:spacing w:after="60"/>
+        <w:jc w:val="both"/>
+      </w:pPr>
+      <w:r>
+        <w:rPr>
+          <w:rFonts w:ascii="Calibri" w:hAnsi="Calibri" w:cs="Arial"/>
+          <w:sz w:val="24"/>
+          <w:szCs w:val="24"/>
+        </w:rPr>
         <w:t xml:space="preserve">EMS.QA.PRO.02.06. Nonconformity Notification Procedure</w:t>
       </w:r>
     </w:p>
@@ -821,9 +926,13 @@
       </w:r>
     </w:p>
     <w:p>
-      <w:pPr>
-        <w:pStyle w:val="ListeParagraf"/>
-        <w:pageBreakBefore/>
+      <w:r>
+        <w:br w:type="page"/>
+      </w:r>
+    </w:p>
+    <w:p>
+      <w:pPr>
+        <w:pStyle w:val="ListeParagraf"/>
         <w:bidi/>
         <w:spacing w:before="120" w:after="60"/>
         <w:ind w:left="0" w:right="709"/>
@@ -1286,7 +1395,7 @@
           <w:sz w:val="24"/>
           <w:szCs w:val="24"/>
         </w:rPr>
-        <w:t xml:space="preserve">1.3. نفّذ تفريغ الخط: أزل جميع المواد والملصقات والبقايا التقليدية من الآلة أو الطاولة أو الخط، وسجّل ذلك في نموذج تفريغ الخط.</w:t>
+        <w:t xml:space="preserve">1.3. نفّذ تفريغ الخط: أزل جميع المواد والملصقات والبقايا التقليدية من الآلة أو الطاولة أو الخط، وسجّل ذلك في سجل التبديل وتفريغ الخط (EMS.OR.FRM.21.03) باستخدام طريقة التنظيف الواردة في EMS.OR.TL.21.02.</w:t>
       </w:r>
     </w:p>
     <w:p>
@@ -1384,6 +1493,24 @@
       <w:pPr>
         <w:pStyle w:val="ListeParagraf"/>
         <w:bidi/>
+        <w:spacing w:after="80"/>
+        <w:ind w:left="0" w:right="709"/>
+        <w:jc w:val="both"/>
+      </w:pPr>
+      <w:r>
+        <w:rPr>
+          <w:rFonts w:ascii="Calibri" w:hAnsi="Calibri" w:cs="Arial"/>
+          <w:rtl/>
+          <w:sz w:val="24"/>
+          <w:szCs w:val="24"/>
+        </w:rPr>
+        <w:t xml:space="preserve">2.5. التزم بنظام الألوان على لافتات المناطق وعلامات الأرضية والعربات: أخضر = منطقة منتج عضوي، أزرق = منطقة تقليدية، أصفر = انتظار أو حجر، أحمر = غير مطابق أو محظور. تُنقل المواد المشكوك في حالتها إلى منطقة صفراء حتى يتم فحصها.</w:t>
+      </w:r>
+    </w:p>
+    <w:p>
+      <w:pPr>
+        <w:pStyle w:val="ListeParagraf"/>
+        <w:bidi/>
         <w:spacing w:before="120" w:after="60"/>
         <w:ind w:left="0" w:right="709"/>
       </w:pPr>
@@ -1469,6 +1596,42 @@
           <w:szCs w:val="24"/>
         </w:rPr>
         <w:t xml:space="preserve">3.4. أعد جميع ملصقات المنتج غير المستخدمة إلى منسق OCS في نهاية الطلبية؛ حيث تُعدّ وتُسجل.</w:t>
+      </w:r>
+    </w:p>
+    <w:p>
+      <w:pPr>
+        <w:pStyle w:val="ListeParagraf"/>
+        <w:bidi/>
+        <w:spacing w:after="80"/>
+        <w:ind w:left="0" w:right="709"/>
+        <w:jc w:val="both"/>
+      </w:pPr>
+      <w:r>
+        <w:rPr>
+          <w:rFonts w:ascii="Calibri" w:hAnsi="Calibri" w:cs="Arial"/>
+          <w:rtl/>
+          <w:sz w:val="24"/>
+          <w:szCs w:val="24"/>
+        </w:rPr>
+        <w:t xml:space="preserve">3.5. قبل طباعة أي شعار عضوي أو رقم ترخيص أو ادعاء على ملصق أو بطاقة أو كرتونة، يحصل منسق OCS على موافقة خطية من جهة الاعتماد ويسجلها، مع صرف الملصقات واستخدامها وإرجاعها، في نموذج اعتماد الملصقات العضوية وصرفها (EMS.OR.FRM.21.05).</w:t>
+      </w:r>
+    </w:p>
+    <w:p>
+      <w:pPr>
+        <w:pStyle w:val="ListeParagraf"/>
+        <w:bidi/>
+        <w:spacing w:after="80"/>
+        <w:ind w:left="0" w:right="709"/>
+        <w:jc w:val="both"/>
+      </w:pPr>
+      <w:r>
+        <w:rPr>
+          <w:rFonts w:ascii="Calibri" w:hAnsi="Calibri" w:cs="Arial"/>
+          <w:rtl/>
+          <w:sz w:val="24"/>
+          <w:szCs w:val="24"/>
+        </w:rPr>
+        <w:t xml:space="preserve">3.6. استخدم درجة التوسيم المطابقة للمنتج: «عضوي» فقط عندما تكون 95% على الأقل من الألياف عضوية معتمدة، و«مصنوع من مواد عضوية» عندما تكون 70% على الأقل عضوية معتمدة، وفق ما اعتُمد للطلبية.</w:t>
       </w:r>
     </w:p>
     <w:p>
@@ -1645,7 +1808,7 @@
           <w:sz w:val="24"/>
           <w:szCs w:val="24"/>
         </w:rPr>
-        <w:t xml:space="preserve">نموذج تفريغ الخط وسجل صرف / إرجاع الملصقات</w:t>
+        <w:t xml:space="preserve">EMS.OR.FRM.21.03. سجل التبديل وتفريغ الخط</w:t>
       </w:r>
     </w:p>
     <w:p>
@@ -1666,7 +1829,7 @@
           <w:sz w:val="24"/>
           <w:szCs w:val="24"/>
         </w:rPr>
-        <w:t xml:space="preserve">EMS.OR.PRO.21.01. إجراء مناولة مواد OCS وفصلها وتتبعها</w:t>
+        <w:t xml:space="preserve">EMS.OR.FRM.21.05. نموذج اعتماد الملصقات العضوية وصرفها</w:t>
       </w:r>
     </w:p>
     <w:p>
@@ -1687,6 +1850,69 @@
           <w:sz w:val="24"/>
           <w:szCs w:val="24"/>
         </w:rPr>
+        <w:t xml:space="preserve">EMS.OR.TL.21.02. تعليمات التنظيف عند تبديل المنطقة وتفريغ الخط في الإنتاج العضوي</w:t>
+      </w:r>
+    </w:p>
+    <w:p>
+      <w:pPr>
+        <w:pStyle w:val="ListeParagraf"/>
+        <w:numPr>
+          <w:ilvl w:val="0"/>
+          <w:numId w:val="1"/>
+        </w:numPr>
+        <w:bidi/>
+        <w:spacing w:after="60"/>
+        <w:jc w:val="both"/>
+      </w:pPr>
+      <w:r>
+        <w:rPr>
+          <w:rFonts w:ascii="Calibri" w:hAnsi="Calibri" w:cs="Arial"/>
+          <w:rtl/>
+          <w:sz w:val="24"/>
+          <w:szCs w:val="24"/>
+        </w:rPr>
+        <w:t xml:space="preserve">EMS.OR.PRO.21.02. إجراء فصل مناطق الإنتاج العضوي وتمييزها بصريًا</w:t>
+      </w:r>
+    </w:p>
+    <w:p>
+      <w:pPr>
+        <w:pStyle w:val="ListeParagraf"/>
+        <w:numPr>
+          <w:ilvl w:val="0"/>
+          <w:numId w:val="1"/>
+        </w:numPr>
+        <w:bidi/>
+        <w:spacing w:after="60"/>
+        <w:jc w:val="both"/>
+      </w:pPr>
+      <w:r>
+        <w:rPr>
+          <w:rFonts w:ascii="Calibri" w:hAnsi="Calibri" w:cs="Arial"/>
+          <w:rtl/>
+          <w:sz w:val="24"/>
+          <w:szCs w:val="24"/>
+        </w:rPr>
+        <w:t xml:space="preserve">EMS.OR.PRO.21.01. إجراء مناولة مواد OCS وفصلها وتتبعها</w:t>
+      </w:r>
+    </w:p>
+    <w:p>
+      <w:pPr>
+        <w:pStyle w:val="ListeParagraf"/>
+        <w:numPr>
+          <w:ilvl w:val="0"/>
+          <w:numId w:val="1"/>
+        </w:numPr>
+        <w:bidi/>
+        <w:spacing w:after="60"/>
+        <w:jc w:val="both"/>
+      </w:pPr>
+      <w:r>
+        <w:rPr>
+          <w:rFonts w:ascii="Calibri" w:hAnsi="Calibri" w:cs="Arial"/>
+          <w:rtl/>
+          <w:sz w:val="24"/>
+          <w:szCs w:val="24"/>
+        </w:rPr>
         <w:t xml:space="preserve">EMS.QA.PRO.02.06. إجراء الإبلاغ عن عدم المطابقة</w:t>
       </w:r>
     </w:p>
@@ -1736,7 +1962,6 @@
         <w:t xml:space="preserve">يتحقق منسق OCS من تطبيق هذه التعليمات شهريًا وأثناء التدقيق الداخلي السنوي لمعيار OCS. وتُراجع التعليمات سنويًا أو عند تغير معيار OCS أو متطلبات التوسيم لدى العملاء.</w:t>
       </w:r>
     </w:p>
-    <w:p/>
     <w:p>
       <w:pPr>
         <w:pStyle w:val="ListeParagraf"/>
@@ -2978,6 +3203,57 @@
     </w:tbl>
     <w:p>
       <w:pPr>
+        <w:pStyle w:val="ListeParagraf"/>
+        <w:spacing w:before="160" w:after="0"/>
+        <w:ind w:left="709"/>
+      </w:pPr>
+      <w:r>
+        <w:rPr>
+          <w:rFonts w:ascii="Calibri" w:hAnsi="Calibri" w:cs="Calibri"/>
+          <w:b/>
+          <w:bCs/>
+          <w:sz w:val="20"/>
+          <w:szCs w:val="20"/>
+        </w:rPr>
+        <w:t xml:space="preserve">Hazırlayan: OCS / GOTS Koordinatörü (Sürdürülebilirlik / Kalite)  ..........................</w:t>
+      </w:r>
+    </w:p>
+    <w:p>
+      <w:pPr>
+        <w:pStyle w:val="ListeParagraf"/>
+        <w:spacing w:before="40" w:after="0"/>
+        <w:ind w:left="709"/>
+      </w:pPr>
+      <w:r>
+        <w:rPr>
+          <w:rFonts w:ascii="Calibri" w:hAnsi="Calibri" w:cs="Calibri"/>
+          <w:b/>
+          <w:bCs/>
+          <w:sz w:val="20"/>
+          <w:szCs w:val="20"/>
+        </w:rPr>
+        <w:t xml:space="preserve">Kontrol: Üretim Müdürü  ..........................</w:t>
+      </w:r>
+    </w:p>
+    <w:p>
+      <w:pPr>
+        <w:pStyle w:val="ListeParagraf"/>
+        <w:spacing w:before="40" w:after="0"/>
+        <w:ind w:left="709"/>
+      </w:pPr>
+      <w:r>
+        <w:rPr>
+          <w:rFonts w:ascii="Calibri" w:hAnsi="Calibri" w:cs="Calibri"/>
+          <w:b/>
+          <w:bCs/>
+          <w:sz w:val="20"/>
+          <w:szCs w:val="20"/>
+        </w:rPr>
+        <w:t xml:space="preserve">Kalite Müdürü: ..........................    Fabrika Müdürü: ..........................</w:t>
+      </w:r>
+    </w:p>
+    <w:p>
+      <w:pPr>
         <w:spacing w:before="0" w:after="0" w:line="20" w:lineRule="exact"/>
         <w:rPr>
           <w:vanish/>
@@ -3518,7 +3794,7 @@
               <w:sz w:val="16"/>
               <w:szCs w:val="16"/>
             </w:rPr>
-            <w:t>0</w:t>
+            <w:t>1</w:t>
           </w:r>
         </w:p>
         <w:p>
@@ -3537,7 +3813,7 @@
               <w:sz w:val="16"/>
               <w:szCs w:val="16"/>
             </w:rPr>
-            <w:t>… / … / …</w:t>
+            <w:t>19.10.2026</w:t>
           </w:r>
         </w:p>
       </w:tc>

--- a/prosedurler/EMS.OR.TL.21.01. Organic Product Identification and Labelling Instruction.docx
+++ b/prosedurler/EMS.OR.TL.21.01. Organic Product Identification and Labelling Instruction.docx
@@ -881,7 +881,7 @@
           <w:sz w:val="24"/>
           <w:szCs w:val="24"/>
         </w:rPr>
-        <w:t xml:space="preserve">EMS.QA.PRO.02.06. Nonconformity Notification Procedure</w:t>
+        <w:t xml:space="preserve">EMS.OR.FRM.21.23. Organic Nonconforming Product and Hold Notice</w:t>
       </w:r>
     </w:p>
     <w:p>
@@ -1913,7 +1913,7 @@
           <w:sz w:val="24"/>
           <w:szCs w:val="24"/>
         </w:rPr>
-        <w:t xml:space="preserve">EMS.QA.PRO.02.06. إجراء الإبلاغ عن عدم المطابقة</w:t>
+        <w:t xml:space="preserve">EMS.OR.FRM.21.23. نموذج إشعار المنتج العضوي غير المطابق والحجز</w:t>
       </w:r>
     </w:p>
     <w:p>

--- a/prosedurler/EMS.OR.TL.21.01. Organic Product Identification and Labelling Instruction.docx
+++ b/prosedurler/EMS.OR.TL.21.01. Organic Product Identification and Labelling Instruction.docx
@@ -3461,8 +3461,8 @@
       <w:tblLook w:val="04A0" w:firstRow="1" w:lastRow="0" w:firstColumn="1" w:lastColumn="0" w:noHBand="0" w:noVBand="1"/>
     </w:tblPr>
     <w:tblGrid>
-      <w:gridCol w:w="2519"/>
-      <w:gridCol w:w="4728"/>
+      <w:gridCol w:w="2969"/>
+      <w:gridCol w:w="4278"/>
       <w:gridCol w:w="1320"/>
       <w:gridCol w:w="1709"/>
     </w:tblGrid>
@@ -3472,7 +3472,7 @@
       </w:trPr>
       <w:tc>
         <w:tcPr>
-          <w:tcW w:w="2519" w:type="dxa"/>
+          <w:tcW w:w="2969" w:type="dxa"/>
           <w:tcBorders>
             <w:top w:val="single" w:sz="4" w:space="0" w:color="auto"/>
             <w:left w:val="single" w:sz="4" w:space="0" w:color="auto"/>
@@ -3501,7 +3501,7 @@
             </w:rPr>
             <w:drawing>
               <wp:inline distT="0" distB="0" distL="0" distR="0" wp14:anchorId="151A8098" wp14:editId="34C3FA3F">
-                <wp:extent cx="723900" cy="631163"/>
+                <wp:extent cx="760000" cy="662638"/>
                 <wp:effectExtent l="0" t="0" r="0" b="0"/>
                 <wp:docPr id="38064677" name="Picture 2"/>
                 <wp:cNvGraphicFramePr>
@@ -3532,7 +3532,7 @@
                       <pic:spPr bwMode="auto">
                         <a:xfrm>
                           <a:off x="0" y="0"/>
-                          <a:ext cx="750578" cy="654423"/>
+                          <a:ext cx="788008" cy="687058"/>
                         </a:xfrm>
                         <a:prstGeom prst="rect">
                           <a:avLst/>
@@ -3553,11 +3553,46 @@
               </wp:inline>
             </w:drawing>
           </w:r>
+          <w:r>
+            <w:t xml:space="preserve"> </w:t>
+            <w:drawing>
+              <wp:inline xmlns:a="http://schemas.openxmlformats.org/drawingml/2006/main" xmlns:pic="http://schemas.openxmlformats.org/drawingml/2006/picture">
+                <wp:extent cx="700000" cy="700000"/>
+                <wp:docPr id="38064678" name="Picture 38064678"/>
+                <wp:cNvGraphicFramePr>
+                  <a:graphicFrameLocks noChangeAspect="1"/>
+                </wp:cNvGraphicFramePr>
+                <a:graphic>
+                  <a:graphicData uri="http://schemas.openxmlformats.org/drawingml/2006/picture">
+                    <pic:pic>
+                      <pic:nvPicPr>
+                        <pic:cNvPr id="0" name="gots_hd_kare.png"/>
+                        <pic:cNvPicPr/>
+                      </pic:nvPicPr>
+                      <pic:blipFill>
+                        <a:blip r:embed="rId2"/>
+                        <a:stretch>
+                          <a:fillRect/>
+                        </a:stretch>
+                      </pic:blipFill>
+                      <pic:spPr>
+                        <a:xfrm>
+                          <a:off x="0" y="0"/>
+                          <a:ext cx="700000" cy="700000"/>
+                        </a:xfrm>
+                        <a:prstGeom prst="rect"/>
+                      </pic:spPr>
+                    </pic:pic>
+                  </a:graphicData>
+                </a:graphic>
+              </wp:inline>
+            </w:drawing>
+          </w:r>
         </w:p>
       </w:tc>
       <w:tc>
         <w:tcPr>
-          <w:tcW w:w="4728" w:type="dxa"/>
+          <w:tcW w:w="4278" w:type="dxa"/>
           <w:tcBorders>
             <w:top w:val="single" w:sz="4" w:space="0" w:color="auto"/>
             <w:left w:val="single" w:sz="4" w:space="0" w:color="auto"/>
